--- a/ru/discovery-articles/2.1 Научный метод.docx
+++ b/ru/discovery-articles/2.1 Научный метод.docx
@@ -4,136 +4,103 @@
   <w:body>
     <w:p>
       <w:pPr>
-        <w:spacing w:before="0" w:after="80"/>
+        <w:pStyle w:val="Title"/>
+        <w:widowControl/>
       </w:pPr>
       <w:r>
-        <w:rPr>
-          <w:rFonts w:ascii="Calibri" w:hAnsi="Calibri" w:cs="Calibri"/>
-          <w:b/>
-          <w:color w:val="2E74B5"/>
-          <w:sz w:val="20"/>
-        </w:rPr>
-        <w:t>2. Знания, наука и измерения</w:t>
+        <w:t>2.1 Научный метод</w:t>
       </w:r>
     </w:p>
     <w:p>
       <w:pPr>
         <w:keepNext/>
-        <w:spacing w:before="0" w:after="120"/>
+        <w:widowControl/>
       </w:pPr>
       <w:r>
         <w:rPr>
-          <w:rFonts w:ascii="Calibri" w:hAnsi="Calibri" w:cs="Calibri"/>
-          <w:b/>
-          <w:color w:val="0B2545"/>
-          <w:sz w:val="48"/>
+          <w:sz w:val="20"/>
         </w:rPr>
-        <w:t>2.1 Научный метод</w:t>
+        <w:t>2. Познание, наука и измерения</w:t>
       </w:r>
     </w:p>
     <w:p>
       <w:pPr>
-        <w:spacing w:before="0" w:after="200" w:line="276" w:lineRule="auto"/>
+        <w:keepNext/>
+        <w:widowControl/>
       </w:pPr>
       <w:r>
         <w:rPr>
-          <w:rFonts w:ascii="Calibri" w:hAnsi="Calibri" w:cs="Calibri"/>
-          <w:i/>
-          <w:color w:val="666666"/>
-          <w:sz w:val="21"/>
+          <w:sz w:val="20"/>
         </w:rPr>
-        <w:t>Период: ок. 1000–1600 гг. — развитие идей от Ибн аль-Хайсама до Бэкона, Галилея и Декарта | Ключевые фигуры: Ибн аль-Хайсам (оптика, ок. 1021); Фрэнсис Бэкон; Галилео Галилей; Рене Декарт</w:t>
+        <w:t>Период: примерно 1000–1600 годы — развитие от Ибн аль-Хайсама до Бэкона, Галилея и Декарта | Основные участники: Ибн аль-Хайсам, оптика, около 1021 года; Фрэнсис Бэкон; Галилео Галилей; Рене Декарт</w:t>
       </w:r>
     </w:p>
     <w:p>
       <w:pPr>
-        <w:spacing w:before="0" w:after="200" w:line="300" w:lineRule="auto"/>
+        <w:widowControl/>
       </w:pPr>
       <w:r>
-        <w:rPr>
-          <w:rFonts w:ascii="Calibri" w:hAnsi="Calibri" w:cs="Calibri"/>
-          <w:color w:val="0B2545"/>
-          <w:sz w:val="23"/>
-        </w:rPr>
-        <w:t>Научный метод — это строгий способ задавать вопросы: выдвинуть идею, проверить её на опыте и изменить, если она расходится с фактами. Благодаря ему любознательность превратилась в общее ремесло исследователей.</w:t>
+        <w:t>Научный метод — последовательный способ задавать вопросы: предложить объяснение, проверить его на опыте и изменить, если факты ему противоречат. Он превратил любознательность в общее дело с понятными правилами.</w:t>
       </w:r>
     </w:p>
     <w:p>
       <w:pPr>
         <w:pStyle w:val="Heading1"/>
+        <w:widowControl/>
       </w:pPr>
       <w:r>
-        <w:t>Ключевые факты</w:t>
+        <w:t>Кратко о главном</w:t>
       </w:r>
     </w:p>
     <w:p>
       <w:pPr>
-        <w:keepLines/>
-        <w:spacing w:after="80" w:line="300" w:lineRule="auto"/>
-        <w:numPr>
-          <w:ilvl w:val="0"/>
-          <w:numId w:val="10"/>
-        </w:numPr>
+        <w:pStyle w:val="ListBullet"/>
+        <w:widowControl/>
       </w:pPr>
       <w:r>
-        <w:t>Его истоки восходят к античным наблюдениям и средневековым опытам по оптике.</w:t>
+        <w:t>Среди истоков метода — древние наблюдения и средневековые опыты по оптике.</w:t>
       </w:r>
     </w:p>
     <w:p>
       <w:pPr>
-        <w:keepLines/>
-        <w:spacing w:after="80" w:line="300" w:lineRule="auto"/>
-        <w:numPr>
-          <w:ilvl w:val="0"/>
-          <w:numId w:val="10"/>
-        </w:numPr>
+        <w:pStyle w:val="ListBullet"/>
+        <w:widowControl/>
       </w:pPr>
       <w:r>
-        <w:t>Ибн аль-Хайсам настаивал, что утверждения о свете и зрении необходимо проверять экспериментально.</w:t>
+        <w:t>Ибн аль-Хайсам настаивал на проверке утверждений о свете и зрении.</w:t>
       </w:r>
     </w:p>
     <w:p>
       <w:pPr>
-        <w:keepLines/>
-        <w:spacing w:after="80" w:line="300" w:lineRule="auto"/>
-        <w:numPr>
-          <w:ilvl w:val="0"/>
-          <w:numId w:val="10"/>
-        </w:numPr>
+        <w:pStyle w:val="ListBullet"/>
+        <w:widowControl/>
       </w:pPr>
       <w:r>
-        <w:t>Галилей, Бэкон и Декарт во многом определили облик экспериментальной науки раннего Нового времени.</w:t>
+        <w:t>Галилей, Бэкон и Декарт участвовали в становлении экспериментальной науки Нового времени.</w:t>
       </w:r>
     </w:p>
     <w:p>
       <w:pPr>
-        <w:keepLines/>
-        <w:spacing w:after="80" w:line="300" w:lineRule="auto"/>
-        <w:numPr>
-          <w:ilvl w:val="0"/>
-          <w:numId w:val="10"/>
-        </w:numPr>
+        <w:pStyle w:val="ListBullet"/>
+        <w:widowControl/>
       </w:pPr>
       <w:r>
-        <w:t>Гипотеза — это ясное предположение, которое в принципе можно опровергнуть.</w:t>
+        <w:t>Гипотеза — ясное предположение, которое можно опровергнуть проверкой.</w:t>
       </w:r>
     </w:p>
     <w:p>
       <w:pPr>
-        <w:keepLines/>
-        <w:spacing w:after="80" w:line="300" w:lineRule="auto"/>
-        <w:numPr>
-          <w:ilvl w:val="0"/>
-          <w:numId w:val="10"/>
-        </w:numPr>
+        <w:pStyle w:val="ListBullet"/>
+        <w:widowControl/>
       </w:pPr>
       <w:r>
-        <w:t>Рецензирование и воспроизводимые эксперименты превращают науку в публичную деятельность.</w:t>
+        <w:t>Рецензирование и воспроизводимые опыты делают науку открытой для проверки другими людьми.</w:t>
       </w:r>
     </w:p>
     <w:p>
       <w:pPr>
         <w:pStyle w:val="Heading1"/>
+        <w:widowControl/>
       </w:pPr>
       <w:r>
         <w:t>Что это такое</w:t>
@@ -141,143 +108,101 @@
     </w:p>
     <w:p>
       <w:pPr>
-        <w:keepLines w:val="0"/>
+        <w:widowControl/>
       </w:pPr>
       <w:r>
-        <w:t>Научный метод — не единственный жёсткий рецепт, а совокупность исследовательских привычек. Учёный замечает явление, формулирует гипотезу — ясное предположение — и затем с помощью измерений или эксперимента пытается это предположение опровергнуть. Если опыт с ним не согласуется, менять нужно гипотезу.</w:t>
-      </w:r>
-    </w:p>
-    <w:p>
-      <w:pPr>
-        <w:keepLines w:val="0"/>
-      </w:pPr>
-      <w:r>
-        <w:t>Не менее важно подробно описать ход работы, чтобы её мог повторить кто-то другой. Именно воспроизводимость отличает научное знание от личного озарения.</w:t>
+        <w:t>Научный метод — не единственный жёсткий рецепт, а набор исследовательских привычек. Вы замечаете явление, формулируете гипотезу — определённое предположение — и с помощью измерений или опытов пытаетесь проверить, не ошиблись ли. Если наблюдения противоречат объяснению, его необходимо пересмотреть. Важно также описать способ работы так, чтобы другой человек мог её повторить. Этим наука отличается от личной догадки, недоступной проверке.</w:t>
       </w:r>
     </w:p>
     <w:p>
       <w:pPr>
         <w:pStyle w:val="Heading1"/>
+        <w:widowControl/>
       </w:pPr>
       <w:r>
-        <w:t>Кто это открыл или изобрёл</w:t>
+        <w:t>Кто открыл или изобрёл</w:t>
       </w:r>
     </w:p>
     <w:p>
       <w:pPr>
-        <w:keepLines w:val="0"/>
+        <w:widowControl/>
       </w:pPr>
       <w:r>
-        <w:t>Научный метод складывался усилиями многих людей. Аристотель наблюдал и классифицировал явления, однако наука последующих эпох стала требовать более строгой проверки. Около 1000 года Ибн аль-Хайсам, работавший в исламском мире, доказывал, что представления о свете следует проверять опытом.</w:t>
-      </w:r>
-    </w:p>
-    <w:p>
-      <w:pPr>
-        <w:keepLines w:val="0"/>
-      </w:pPr>
-      <w:r>
-        <w:t>В Европе раннего Нового времени Галилей измерял движение, Фрэнсис Бэкон отстаивал систематический сбор фактов, а Рене Декарт подчёркивал значение ясного рассуждения. У метода нет единственного автора: это многовековая традиция.</w:t>
+        <w:t>Метод создавали многие люди. Аристотель наблюдал и классифицировал, но последующее развитие науки требовало более строгих проверок. Ибн аль-Хайсам, работавший в исламском мире около 1000 года, требовал проверять утверждения о свете экспериментально. В Европе раннего Нового времени Галилей измерял движение, Фрэнсис Бэкон выступал за систематический сбор фактов, а Рене Декарт — за ясность рассуждений. Метод не принадлежит одному автору: это развивающаяся традиция.</w:t>
       </w:r>
     </w:p>
     <w:p>
       <w:pPr>
         <w:pStyle w:val="Heading1"/>
+        <w:widowControl/>
       </w:pPr>
       <w:r>
-        <w:t>Когда и как это появилось</w:t>
+        <w:t>Когда и как появилось</w:t>
       </w:r>
     </w:p>
     <w:p>
       <w:pPr>
-        <w:keepLines w:val="0"/>
+        <w:widowControl/>
       </w:pPr>
       <w:r>
-        <w:t>Для Европы решающими стали XVI и XVII века. Телескопы, печатные книги и новые научные общества позволяли легче сопоставлять результаты. Свою роль сыграли религиозные споры, торговля и растущее доверие к приборам.</w:t>
-      </w:r>
-    </w:p>
-    <w:p>
-      <w:pPr>
-        <w:keepLines w:val="0"/>
-      </w:pPr>
-      <w:r>
-        <w:t>Сходные способы доказательства уже применялись в медицине, астрономии и оптике в других регионах мира. Новым стало убеждение, что законы природы можно выразить математически и проверить открыто, на глазах у других исследователей.</w:t>
+        <w:t>Решающими для Европы стали XVI–XVII века. Телескопы, печатные книги и новые академии облегчили сравнение результатов. Свою роль сыграли религиозные споры, торговля и растущее доверие к приборам. Подобные способы обоснования уже встречались в медицине, астрономии и оптике других регионов. Новым стало представление о том, что законы природы можно выразить математически и подвергнуть открытой проверке.</w:t>
       </w:r>
     </w:p>
     <w:p>
       <w:pPr>
         <w:pStyle w:val="Heading1"/>
+        <w:widowControl/>
       </w:pPr>
       <w:r>
-        <w:t>Научное значение</w:t>
+        <w:t>Значение для науки</w:t>
       </w:r>
     </w:p>
     <w:p>
       <w:pPr>
-        <w:keepLines w:val="0"/>
+        <w:widowControl/>
       </w:pPr>
       <w:r>
-        <w:t>Главная ценность метода в том, что он помогает уменьшить самообман. Красивая теория, не выдержавшая проверки, ещё не знание. Контролируемый эксперимент позволяет по возможности выделить действие одной причины, а статистика позднее научила распознавать закономерности в данных, полных случайных колебаний.</w:t>
-      </w:r>
-    </w:p>
-    <w:p>
-      <w:pPr>
-        <w:keepLines w:val="0"/>
-      </w:pPr>
-      <w:r>
-        <w:t>Именно поэтому вакцины, двигатели и климатические модели можно совершенствовать: научные выводы допускают возможность ошибки и пересмотра.</w:t>
+        <w:t>Метод помогает уменьшить самообман. Красивая теория, не выдерживающая проверки, ещё не становится знанием. Контролируемый опыт позволяет выделять действие отдельной причины. Позднее статистика научила различать закономерности в данных с помехами и случайными колебаниями. Поэтому вакцины, двигатели и климатические модели можно совершенствовать: возможность ошибки в них признаётся и проверяется.</w:t>
       </w:r>
     </w:p>
     <w:p>
       <w:pPr>
         <w:pStyle w:val="Heading1"/>
+        <w:widowControl/>
       </w:pPr>
       <w:r>
-        <w:t>Влияние на последующее развитие</w:t>
+        <w:t>Влияние на дальнейшее развитие</w:t>
       </w:r>
     </w:p>
     <w:p>
       <w:pPr>
-        <w:keepLines w:val="0"/>
+        <w:widowControl/>
       </w:pPr>
       <w:r>
-        <w:t>Вокруг этих принципов выросли лаборатории, научные журналы и университеты. Инженерия переняла тот же цикл: спроектировать, испытать и доработать. Теория микробов, генетика и вычислительная техника добились успеха потому, что их результаты можно было проверять.</w:t>
-      </w:r>
-    </w:p>
-    <w:p>
-      <w:pPr>
-        <w:keepLines w:val="0"/>
-      </w:pPr>
-      <w:r>
-        <w:t>Наука часто даёт сбой именно тогда, когда от метода отступают: отсутствует контроль, данные не раскрывают, а ошибки не желают признавать и исправлять.</w:t>
+        <w:t>Вокруг этих приёмов развивались лаборатории, научные журналы и университеты. Инженеры переняли цикл «спроектировать — испытать — исправить». Последующие направления, включая микробную теорию болезней, генетику и вычислительную технику, добивались успеха благодаря проверяемости результатов. Неудачи науки нередко связаны с нарушением этих правил: отсутствием контрольных условий, закрытостью данных или нежеланием отказаться от ошибочного вывода.</w:t>
       </w:r>
     </w:p>
     <w:p>
       <w:pPr>
         <w:pStyle w:val="Heading1"/>
+        <w:widowControl/>
       </w:pPr>
       <w:r>
-        <w:t>Как это изменило жизнь людей</w:t>
+        <w:t>Как изменило жизнь людей</w:t>
       </w:r>
     </w:p>
     <w:p>
       <w:pPr>
-        <w:keepLines w:val="0"/>
+        <w:widowControl/>
       </w:pPr>
       <w:r>
-        <w:t>Сегодня мы исходим из того, что надёжность мостов, лекарств и прогнозов погоды опирается на проверенные утверждения. Научный метод также приучил общества спорить с помощью доказательств, а не одной лишь ссылки на авторитет.</w:t>
-      </w:r>
-    </w:p>
-    <w:p>
-      <w:pPr>
-        <w:keepLines w:val="0"/>
-      </w:pPr>
-      <w:r>
-        <w:t>Эта привычка укоренилась далеко не полностью и часто нарушается. И всё же она остаётся одним из немногих средств, позволяющих систематически обнаруживать и исправлять ошибки в большом масштабе.</w:t>
+        <w:t>В повседневной жизни мы рассчитываем, что мосты, лекарства и прогнозы погоды основаны на проверенных утверждениях. Научный метод также учит обсуждать вопросы с помощью доказательств, а не только ссылок на авторитет. Этой привычке следуют далеко не всегда, однако она остаётся одним из немногих средств систематически исправлять ошибки в больших масштабах.</w:t>
       </w:r>
     </w:p>
     <w:p>
       <w:pPr>
         <w:pStyle w:val="Heading1"/>
+        <w:widowControl/>
       </w:pPr>
       <w:r>
         <w:t>Источники и литература</w:t>
@@ -286,99 +211,103 @@
     <w:p>
       <w:pPr>
         <w:pStyle w:val="Heading2"/>
+        <w:widowControl/>
       </w:pPr>
       <w:r>
-        <w:t>C. Материалы научных учреждений и энциклопедий</w:t>
+        <w:rPr>
+          <w:sz w:val="20"/>
+        </w:rPr>
+        <w:t>Материалы организаций и энциклопедии</w:t>
       </w:r>
     </w:p>
     <w:p>
       <w:pPr>
-        <w:keepLines/>
-        <w:spacing w:after="80" w:line="300" w:lineRule="auto"/>
-        <w:numPr>
-          <w:ilvl w:val="0"/>
-          <w:numId w:val="11"/>
-        </w:numPr>
+        <w:widowControl/>
       </w:pPr>
       <w:r>
-        <w:t>Stanford Encyclopedia of Philosophy. «Scientific Method».</w:t>
+        <w:rPr>
+          <w:sz w:val="20"/>
+        </w:rPr>
+        <w:t xml:space="preserve">1. Stanford Encyclopedia of Philosophy. 'Scientific Method.' </w:t>
       </w:r>
+      <w:hyperlink r:id="rId9">
+        <w:r>
+          <w:rPr>
+            <w:sz w:val="20"/>
+          </w:rPr>
+          <w:t>https://plato.stanford.edu/entries/scientific-method/</w:t>
+        </w:r>
+      </w:hyperlink>
       <w:r>
-        <w:t xml:space="preserve"> </w:t>
+        <w:rPr>
+          <w:sz w:val="20"/>
+        </w:rPr>
+      </w:r>
+    </w:p>
+    <w:p>
+      <w:pPr>
+        <w:widowControl/>
+      </w:pPr>
+      <w:r>
+        <w:rPr>
+          <w:sz w:val="20"/>
+        </w:rPr>
+        <w:t xml:space="preserve">2. Encyclopaedia Britannica. 'Scientific method.' </w:t>
+      </w:r>
+      <w:hyperlink r:id="rId10">
+        <w:r>
+          <w:rPr>
+            <w:sz w:val="20"/>
+          </w:rPr>
+          <w:t>https://www.britannica.com/science/scientific-method</w:t>
+        </w:r>
+      </w:hyperlink>
+      <w:r>
+        <w:rPr>
+          <w:sz w:val="20"/>
+        </w:rPr>
+      </w:r>
+    </w:p>
+    <w:p>
+      <w:pPr>
+        <w:pStyle w:val="Heading2"/>
+        <w:widowControl/>
+      </w:pPr>
+      <w:r>
+        <w:rPr>
+          <w:sz w:val="20"/>
+        </w:rPr>
+        <w:t>Материалы музеев, архивов и библиотек</w:t>
+      </w:r>
+    </w:p>
+    <w:p>
+      <w:pPr>
+        <w:widowControl/>
+      </w:pPr>
+      <w:r>
+        <w:rPr>
+          <w:sz w:val="20"/>
+        </w:rPr>
+        <w:t xml:space="preserve">1. Royal Society. History of science and experimental tradition. </w:t>
       </w:r>
       <w:hyperlink r:id="rId11">
         <w:r>
           <w:rPr>
-            <w:color w:val="0563C1"/>
-            <w:u w:val="single"/>
-          </w:rPr>
-          <w:t>https://plato.stanford.edu/entries/scientific-method/</w:t>
-        </w:r>
-      </w:hyperlink>
-    </w:p>
-    <w:p>
-      <w:pPr>
-        <w:keepLines/>
-        <w:spacing w:after="80" w:line="300" w:lineRule="auto"/>
-        <w:numPr>
-          <w:ilvl w:val="0"/>
-          <w:numId w:val="11"/>
-        </w:numPr>
-      </w:pPr>
-      <w:r>
-        <w:t>Encyclopaedia Britannica. «Scientific Method».</w:t>
-      </w:r>
-      <w:r>
-        <w:t xml:space="preserve"> </w:t>
-      </w:r>
-      <w:hyperlink r:id="rId12">
-        <w:r>
-          <w:rPr>
-            <w:color w:val="0563C1"/>
-            <w:u w:val="single"/>
-          </w:rPr>
-          <w:t>https://www.britannica.com/science/scientific-method</w:t>
-        </w:r>
-      </w:hyperlink>
-    </w:p>
-    <w:p>
-      <w:pPr>
-        <w:pStyle w:val="Heading2"/>
-      </w:pPr>
-      <w:r>
-        <w:t>D. Материалы музеев, архивов и библиотек</w:t>
-      </w:r>
-    </w:p>
-    <w:p>
-      <w:pPr>
-        <w:keepLines/>
-        <w:spacing w:after="80" w:line="300" w:lineRule="auto"/>
-        <w:numPr>
-          <w:ilvl w:val="0"/>
-          <w:numId w:val="12"/>
-        </w:numPr>
-      </w:pPr>
-      <w:r>
-        <w:t>Royal Society. История науки и экспериментальной традиции.</w:t>
-      </w:r>
-      <w:r>
-        <w:t xml:space="preserve"> </w:t>
-      </w:r>
-      <w:hyperlink r:id="rId13">
-        <w:r>
-          <w:rPr>
-            <w:color w:val="0563C1"/>
-            <w:u w:val="single"/>
+            <w:sz w:val="20"/>
           </w:rPr>
           <w:t>https://royalsociety.org/about-us/history/</w:t>
         </w:r>
       </w:hyperlink>
+      <w:r>
+        <w:rPr>
+          <w:sz w:val="20"/>
+        </w:rPr>
+      </w:r>
     </w:p>
     <w:sectPr>
-      <w:headerReference w:type="default" r:id="rId9"/>
-      <w:footerReference w:type="default" r:id="rId10"/>
-      <w:pgSz w:w="12240" w:h="15840"/>
-      <w:pgMar w:top="1440" w:right="1440" w:bottom="1440" w:left="1440" w:header="708" w:footer="708" w:gutter="0"/>
+      <w:footerReference w:type="default" r:id="rId12"/>
+      <w:pgSz w:w="11906" w:h="16838"/>
+      <w:pgMar w:top="1020" w:right="1134" w:bottom="1020" w:left="1134" w:header="720" w:footer="720" w:gutter="0"/>
       <w:cols w:space="720"/>
       <w:docGrid w:linePitch="360"/>
     </w:sectPr>
@@ -391,60 +320,11 @@
   <w:p>
     <w:pPr>
       <w:pStyle w:val="Footer"/>
-      <w:spacing w:before="0" w:after="0"/>
       <w:jc w:val="right"/>
     </w:pPr>
-    <w:r>
-      <w:rPr>
-        <w:rFonts w:ascii="Calibri" w:hAnsi="Calibri" w:cs="Calibri"/>
-        <w:color w:val="666666"/>
-        <w:sz w:val="18"/>
-      </w:rPr>
-      <w:t xml:space="preserve">Страница </w:t>
-    </w:r>
-    <w:r>
-      <w:rPr>
-        <w:rFonts w:ascii="Calibri" w:hAnsi="Calibri" w:cs="Calibri"/>
-        <w:color w:val="666666"/>
-        <w:sz w:val="18"/>
-      </w:rPr>
-      <w:fldChar w:fldCharType="begin"/>
-      <w:instrText xml:space="preserve"> PAGE </w:instrText>
-      <w:fldChar w:fldCharType="separate"/>
-      <w:t>1</w:t>
-      <w:fldChar w:fldCharType="end"/>
-    </w:r>
+    <w:fldSimple w:instr="PAGE"/>
   </w:p>
 </w:ftr>
-</file>
-
-<file path=word/header1.xml><?xml version="1.0" encoding="utf-8"?>
-<w:hdr xmlns:m="http://schemas.openxmlformats.org/officeDocument/2006/math" xmlns:mc="http://schemas.openxmlformats.org/markup-compatibility/2006" xmlns:mo="http://schemas.microsoft.com/office/mac/office/2008/main" xmlns:mv="urn:schemas-microsoft-com:mac:vml" xmlns:o="urn:schemas-microsoft-com:office:office" xmlns:r="http://schemas.openxmlformats.org/officeDocument/2006/relationships" xmlns:v="urn:schemas-microsoft-com:vml" xmlns:w10="urn:schemas-microsoft-com:office:word" xmlns:w14="http://schemas.microsoft.com/office/word/2010/wordml" xmlns:w="http://schemas.openxmlformats.org/wordprocessingml/2006/main" xmlns:wne="http://schemas.microsoft.com/office/word/2006/wordml" xmlns:wp14="http://schemas.microsoft.com/office/word/2010/wordprocessingDrawing" xmlns:wp="http://schemas.openxmlformats.org/drawingml/2006/wordprocessingDrawing" xmlns:wpc="http://schemas.microsoft.com/office/word/2010/wordprocessingCanvas" xmlns:wpg="http://schemas.microsoft.com/office/word/2010/wordprocessingGroup" xmlns:wpi="http://schemas.microsoft.com/office/word/2010/wordprocessingInk" xmlns:wps="http://schemas.microsoft.com/office/word/2010/wordprocessingShape" mc:Ignorable="w14 wp14">
-  <w:p>
-    <w:pPr>
-      <w:pStyle w:val="Header"/>
-      <w:spacing w:after="0"/>
-      <w:jc w:val="left"/>
-    </w:pPr>
-    <w:r>
-      <w:rPr>
-        <w:rFonts w:ascii="Calibri" w:hAnsi="Calibri" w:cs="Calibri"/>
-        <w:b/>
-        <w:color w:val="666666"/>
-        <w:sz w:val="18"/>
-      </w:rPr>
-      <w:t>Открытия и изобретения</w:t>
-    </w:r>
-    <w:r>
-      <w:rPr>
-        <w:rFonts w:ascii="Calibri" w:hAnsi="Calibri" w:cs="Calibri"/>
-        <w:color w:val="666666"/>
-        <w:sz w:val="18"/>
-      </w:rPr>
-      <w:t xml:space="preserve">    |    2. Знания, наука и измерения</w:t>
-    </w:r>
-  </w:p>
-</w:hdr>
 </file>
 
 <file path=word/numbering.xml><?xml version="1.0" encoding="utf-8"?>
@@ -647,60 +527,6 @@
   <w:num w:numId="9">
     <w:abstractNumId w:val="0"/>
   </w:num>
-  <w:abstractNum w:abstractNumId="9">
-    <w:multiLevelType w:val="singleLevel"/>
-    <w:lvl w:ilvl="0">
-      <w:start w:val="1"/>
-      <w:numFmt w:val="bullet"/>
-      <w:lvlText w:val="•"/>
-      <w:lvlJc w:val="left"/>
-      <w:pPr>
-        <w:tabs>
-          <w:tab w:val="num" w:pos="540"/>
-        </w:tabs>
-        <w:ind w:left="540" w:hanging="270"/>
-      </w:pPr>
-    </w:lvl>
-  </w:abstractNum>
-  <w:num w:numId="10">
-    <w:abstractNumId w:val="9"/>
-  </w:num>
-  <w:abstractNum w:abstractNumId="10">
-    <w:multiLevelType w:val="singleLevel"/>
-    <w:lvl w:ilvl="0">
-      <w:start w:val="1"/>
-      <w:numFmt w:val="decimal"/>
-      <w:lvlText w:val="%1."/>
-      <w:lvlJc w:val="left"/>
-      <w:pPr>
-        <w:tabs>
-          <w:tab w:val="num" w:pos="540"/>
-        </w:tabs>
-        <w:ind w:left="540" w:hanging="270"/>
-      </w:pPr>
-    </w:lvl>
-  </w:abstractNum>
-  <w:num w:numId="11">
-    <w:abstractNumId w:val="10"/>
-  </w:num>
-  <w:abstractNum w:abstractNumId="11">
-    <w:multiLevelType w:val="singleLevel"/>
-    <w:lvl w:ilvl="0">
-      <w:start w:val="1"/>
-      <w:numFmt w:val="decimal"/>
-      <w:lvlText w:val="%1."/>
-      <w:lvlJc w:val="left"/>
-      <w:pPr>
-        <w:tabs>
-          <w:tab w:val="num" w:pos="540"/>
-        </w:tabs>
-        <w:ind w:left="540" w:hanging="270"/>
-      </w:pPr>
-    </w:lvl>
-  </w:abstractNum>
-  <w:num w:numId="12">
-    <w:abstractNumId w:val="11"/>
-  </w:num>
 </w:numbering>
 </file>
 
@@ -709,7 +535,7 @@
   <w:docDefaults>
     <w:rPrDefault>
       <w:rPr>
-        <w:rFonts w:asciiTheme="minorHAnsi" w:eastAsiaTheme="minorEastAsia" w:hAnsiTheme="minorHAnsi" w:cstheme="minorBidi"/>
+        <w:rFonts/>
         <w:sz w:val="22"/>
         <w:szCs w:val="22"/>
         <w:lang w:val="en-US" w:eastAsia="en-US" w:bidi="ar-SA"/>
@@ -865,12 +691,13 @@
     <w:qFormat/>
     <w:rsid w:val="00FC693F"/>
     <w:pPr>
-      <w:widowControl/>
-      <w:spacing w:before="0" w:after="120" w:line="300" w:lineRule="auto"/>
+      <w:spacing w:after="120" w:line="259" w:lineRule="auto"/>
     </w:pPr>
     <w:rPr>
-      <w:rFonts w:ascii="Calibri" w:hAnsi="Calibri" w:cs="Calibri"/>
-      <w:sz w:val="22"/>
+      <w:rFonts w:ascii="Times New Roman" w:hAnsi="Times New Roman"/>
+      <w:color w:val="000000"/>
+      <w:sz w:val="24"/>
+      <w:lang w:val="ru-RU"/>
     </w:rPr>
   </w:style>
   <w:style w:type="paragraph" w:styleId="Header">
@@ -928,16 +755,17 @@
     <w:pPr>
       <w:keepNext/>
       <w:keepLines/>
-      <w:spacing w:before="360" w:after="200"/>
+      <w:spacing w:before="480" w:after="120" w:line="259" w:lineRule="auto"/>
       <w:outlineLvl w:val="0"/>
     </w:pPr>
     <w:rPr>
-      <w:rFonts w:asciiTheme="majorHAnsi" w:eastAsiaTheme="majorEastAsia" w:hAnsiTheme="majorHAnsi" w:cstheme="majorBidi" w:ascii="Calibri" w:hAnsi="Calibri" w:cs="Calibri"/>
+      <w:rFonts w:ascii="Times New Roman" w:hAnsi="Times New Roman"/>
       <w:b/>
       <w:bCs/>
-      <w:color w:val="2E74B5"/>
-      <w:sz w:val="32"/>
+      <w:color w:val="000000"/>
+      <w:sz w:val="26"/>
       <w:szCs w:val="28"/>
+      <w:lang w:val="ru-RU"/>
     </w:rPr>
   </w:style>
   <w:style w:type="paragraph" w:styleId="Heading2">
@@ -952,16 +780,17 @@
     <w:pPr>
       <w:keepNext/>
       <w:keepLines/>
-      <w:spacing w:before="280" w:after="140"/>
+      <w:spacing w:before="200" w:after="120" w:line="259" w:lineRule="auto"/>
       <w:outlineLvl w:val="1"/>
     </w:pPr>
     <w:rPr>
-      <w:rFonts w:asciiTheme="majorHAnsi" w:eastAsiaTheme="majorEastAsia" w:hAnsiTheme="majorHAnsi" w:cstheme="majorBidi" w:ascii="Calibri" w:hAnsi="Calibri" w:cs="Calibri"/>
+      <w:rFonts w:ascii="Times New Roman" w:hAnsi="Times New Roman"/>
       <w:b/>
       <w:bCs/>
-      <w:color w:val="2E74B5"/>
+      <w:color w:val="000000"/>
       <w:sz w:val="26"/>
       <w:szCs w:val="26"/>
+      <w:lang w:val="ru-RU"/>
     </w:rPr>
   </w:style>
   <w:style w:type="paragraph" w:styleId="Heading3">
@@ -976,15 +805,14 @@
     <w:pPr>
       <w:keepNext/>
       <w:keepLines/>
-      <w:spacing w:before="200" w:after="100"/>
+      <w:spacing w:before="200" w:after="0"/>
       <w:outlineLvl w:val="2"/>
     </w:pPr>
     <w:rPr>
-      <w:rFonts w:asciiTheme="majorHAnsi" w:eastAsiaTheme="majorEastAsia" w:hAnsiTheme="majorHAnsi" w:cstheme="majorBidi" w:ascii="Calibri" w:hAnsi="Calibri" w:cs="Calibri"/>
+      <w:rFonts/>
       <w:b/>
       <w:bCs/>
-      <w:color w:val="1F4D78"/>
-      <w:sz w:val="24"/>
+      <w:color w:val="4F81BD" w:themeColor="accent1"/>
     </w:rPr>
   </w:style>
   <w:style w:type="paragraph" w:styleId="Heading4">
@@ -1004,7 +832,7 @@
       <w:outlineLvl w:val="3"/>
     </w:pPr>
     <w:rPr>
-      <w:rFonts w:asciiTheme="majorHAnsi" w:eastAsiaTheme="majorEastAsia" w:hAnsiTheme="majorHAnsi" w:cstheme="majorBidi"/>
+      <w:rFonts/>
       <w:b/>
       <w:bCs/>
       <w:i/>
@@ -1029,7 +857,7 @@
       <w:outlineLvl w:val="4"/>
     </w:pPr>
     <w:rPr>
-      <w:rFonts w:asciiTheme="majorHAnsi" w:eastAsiaTheme="majorEastAsia" w:hAnsiTheme="majorHAnsi" w:cstheme="majorBidi"/>
+      <w:rFonts/>
       <w:color w:val="243F60" w:themeColor="accent1" w:themeShade="7F"/>
     </w:rPr>
   </w:style>
@@ -1050,7 +878,7 @@
       <w:outlineLvl w:val="5"/>
     </w:pPr>
     <w:rPr>
-      <w:rFonts w:asciiTheme="majorHAnsi" w:eastAsiaTheme="majorEastAsia" w:hAnsiTheme="majorHAnsi" w:cstheme="majorBidi"/>
+      <w:rFonts/>
       <w:i/>
       <w:iCs/>
       <w:color w:val="243F60" w:themeColor="accent1" w:themeShade="7F"/>
@@ -1073,7 +901,7 @@
       <w:outlineLvl w:val="6"/>
     </w:pPr>
     <w:rPr>
-      <w:rFonts w:asciiTheme="majorHAnsi" w:eastAsiaTheme="majorEastAsia" w:hAnsiTheme="majorHAnsi" w:cstheme="majorBidi"/>
+      <w:rFonts/>
       <w:i/>
       <w:iCs/>
       <w:color w:val="404040" w:themeColor="text1" w:themeTint="BF"/>
@@ -1096,7 +924,7 @@
       <w:outlineLvl w:val="7"/>
     </w:pPr>
     <w:rPr>
-      <w:rFonts w:asciiTheme="majorHAnsi" w:eastAsiaTheme="majorEastAsia" w:hAnsiTheme="majorHAnsi" w:cstheme="majorBidi"/>
+      <w:rFonts/>
       <w:color w:val="4F81BD" w:themeColor="accent1"/>
       <w:sz w:val="20"/>
       <w:szCs w:val="20"/>
@@ -1119,7 +947,7 @@
       <w:outlineLvl w:val="8"/>
     </w:pPr>
     <w:rPr>
-      <w:rFonts w:asciiTheme="majorHAnsi" w:eastAsiaTheme="majorEastAsia" w:hAnsiTheme="majorHAnsi" w:cstheme="majorBidi"/>
+      <w:rFonts/>
       <w:i/>
       <w:iCs/>
       <w:color w:val="404040" w:themeColor="text1" w:themeTint="BF"/>
@@ -1170,7 +998,7 @@
     <w:uiPriority w:val="9"/>
     <w:rsid w:val="00FC693F"/>
     <w:rPr>
-      <w:rFonts w:asciiTheme="majorHAnsi" w:eastAsiaTheme="majorEastAsia" w:hAnsiTheme="majorHAnsi" w:cstheme="majorBidi"/>
+      <w:rFonts/>
       <w:b/>
       <w:bCs/>
       <w:color w:val="365F91" w:themeColor="accent1" w:themeShade="BF"/>
@@ -1185,7 +1013,7 @@
     <w:uiPriority w:val="9"/>
     <w:rsid w:val="00FC693F"/>
     <w:rPr>
-      <w:rFonts w:asciiTheme="majorHAnsi" w:eastAsiaTheme="majorEastAsia" w:hAnsiTheme="majorHAnsi" w:cstheme="majorBidi"/>
+      <w:rFonts/>
       <w:b/>
       <w:bCs/>
       <w:color w:val="4F81BD" w:themeColor="accent1"/>
@@ -1200,7 +1028,7 @@
     <w:uiPriority w:val="9"/>
     <w:rsid w:val="00FC693F"/>
     <w:rPr>
-      <w:rFonts w:asciiTheme="majorHAnsi" w:eastAsiaTheme="majorEastAsia" w:hAnsiTheme="majorHAnsi" w:cstheme="majorBidi"/>
+      <w:rFonts/>
       <w:b/>
       <w:bCs/>
       <w:color w:val="4F81BD" w:themeColor="accent1"/>
@@ -1215,19 +1043,17 @@
     <w:qFormat/>
     <w:rsid w:val="00FC693F"/>
     <w:pPr>
-      <w:pBdr>
-        <w:bottom w:val="single" w:sz="8" w:space="4" w:color="4F81BD" w:themeColor="accent1"/>
-      </w:pBdr>
-      <w:spacing w:after="300" w:line="240" w:lineRule="auto"/>
+      <w:spacing w:after="120" w:line="259" w:lineRule="auto"/>
       <w:contextualSpacing/>
     </w:pPr>
     <w:rPr>
-      <w:rFonts w:asciiTheme="majorHAnsi" w:eastAsiaTheme="majorEastAsia" w:hAnsiTheme="majorHAnsi" w:cstheme="majorBidi"/>
-      <w:color w:val="17365D" w:themeColor="text2" w:themeShade="BF"/>
+      <w:rFonts w:ascii="Times New Roman" w:hAnsi="Times New Roman"/>
+      <w:color w:val="000000"/>
       <w:spacing w:val="5"/>
       <w:kern w:val="28"/>
-      <w:sz w:val="52"/>
+      <w:sz w:val="40"/>
       <w:szCs w:val="52"/>
+      <w:lang w:val="ru-RU"/>
     </w:rPr>
   </w:style>
   <w:style w:type="character" w:customStyle="1" w:styleId="TitleChar">
@@ -1237,7 +1063,7 @@
     <w:uiPriority w:val="10"/>
     <w:rsid w:val="00FC693F"/>
     <w:rPr>
-      <w:rFonts w:asciiTheme="majorHAnsi" w:eastAsiaTheme="majorEastAsia" w:hAnsiTheme="majorHAnsi" w:cstheme="majorBidi"/>
+      <w:rFonts/>
       <w:color w:val="17365D" w:themeColor="text2" w:themeShade="BF"/>
       <w:spacing w:val="5"/>
       <w:kern w:val="28"/>
@@ -1259,7 +1085,7 @@
       </w:numPr>
     </w:pPr>
     <w:rPr>
-      <w:rFonts w:asciiTheme="majorHAnsi" w:eastAsiaTheme="majorEastAsia" w:hAnsiTheme="majorHAnsi" w:cstheme="majorBidi"/>
+      <w:rFonts/>
       <w:i/>
       <w:iCs/>
       <w:color w:val="4F81BD" w:themeColor="accent1"/>
@@ -1275,7 +1101,7 @@
     <w:uiPriority w:val="11"/>
     <w:rsid w:val="00FC693F"/>
     <w:rPr>
-      <w:rFonts w:asciiTheme="majorHAnsi" w:eastAsiaTheme="majorEastAsia" w:hAnsiTheme="majorHAnsi" w:cstheme="majorBidi"/>
+      <w:rFonts/>
       <w:i/>
       <w:iCs/>
       <w:color w:val="4F81BD" w:themeColor="accent1"/>
@@ -1400,8 +1226,15 @@
       <w:numPr>
         <w:numId w:val="1"/>
       </w:numPr>
+      <w:spacing w:after="120" w:line="259" w:lineRule="auto"/>
       <w:contextualSpacing/>
     </w:pPr>
+    <w:rPr>
+      <w:rFonts w:ascii="Times New Roman" w:hAnsi="Times New Roman"/>
+      <w:color w:val="000000"/>
+      <w:sz w:val="24"/>
+      <w:lang w:val="ru-RU"/>
+    </w:rPr>
   </w:style>
   <w:style w:type="paragraph" w:styleId="ListBullet2">
     <w:name w:val="List Bullet 2"/>
@@ -1573,7 +1406,7 @@
     <w:semiHidden/>
     <w:rsid w:val="00FC693F"/>
     <w:rPr>
-      <w:rFonts w:asciiTheme="majorHAnsi" w:eastAsiaTheme="majorEastAsia" w:hAnsiTheme="majorHAnsi" w:cstheme="majorBidi"/>
+      <w:rFonts/>
       <w:b/>
       <w:bCs/>
       <w:i/>
@@ -1589,7 +1422,7 @@
     <w:semiHidden/>
     <w:rsid w:val="00FC693F"/>
     <w:rPr>
-      <w:rFonts w:asciiTheme="majorHAnsi" w:eastAsiaTheme="majorEastAsia" w:hAnsiTheme="majorHAnsi" w:cstheme="majorBidi"/>
+      <w:rFonts/>
       <w:color w:val="243F60" w:themeColor="accent1" w:themeShade="7F"/>
     </w:rPr>
   </w:style>
@@ -1601,7 +1434,7 @@
     <w:semiHidden/>
     <w:rsid w:val="00FC693F"/>
     <w:rPr>
-      <w:rFonts w:asciiTheme="majorHAnsi" w:eastAsiaTheme="majorEastAsia" w:hAnsiTheme="majorHAnsi" w:cstheme="majorBidi"/>
+      <w:rFonts/>
       <w:i/>
       <w:iCs/>
       <w:color w:val="243F60" w:themeColor="accent1" w:themeShade="7F"/>
@@ -1615,7 +1448,7 @@
     <w:semiHidden/>
     <w:rsid w:val="00FC693F"/>
     <w:rPr>
-      <w:rFonts w:asciiTheme="majorHAnsi" w:eastAsiaTheme="majorEastAsia" w:hAnsiTheme="majorHAnsi" w:cstheme="majorBidi"/>
+      <w:rFonts/>
       <w:i/>
       <w:iCs/>
       <w:color w:val="404040" w:themeColor="text1" w:themeTint="BF"/>
@@ -1629,7 +1462,7 @@
     <w:semiHidden/>
     <w:rsid w:val="00FC693F"/>
     <w:rPr>
-      <w:rFonts w:asciiTheme="majorHAnsi" w:eastAsiaTheme="majorEastAsia" w:hAnsiTheme="majorHAnsi" w:cstheme="majorBidi"/>
+      <w:rFonts/>
       <w:color w:val="4F81BD" w:themeColor="accent1"/>
       <w:sz w:val="20"/>
       <w:szCs w:val="20"/>
@@ -1643,7 +1476,7 @@
     <w:semiHidden/>
     <w:rsid w:val="00FC693F"/>
     <w:rPr>
-      <w:rFonts w:asciiTheme="majorHAnsi" w:eastAsiaTheme="majorEastAsia" w:hAnsiTheme="majorHAnsi" w:cstheme="majorBidi"/>
+      <w:rFonts/>
       <w:i/>
       <w:iCs/>
       <w:color w:val="404040" w:themeColor="text1" w:themeTint="BF"/>
@@ -1702,9 +1535,6 @@
     <w:qFormat/>
     <w:rsid w:val="00FC693F"/>
     <w:pPr>
-      <w:pBdr>
-        <w:bottom w:val="single" w:sz="4" w:space="4" w:color="4F81BD" w:themeColor="accent1"/>
-      </w:pBdr>
       <w:spacing w:before="200" w:after="280"/>
       <w:ind w:left="936" w:right="936"/>
     </w:pPr>
@@ -3232,7 +3062,7 @@
         <w:spacing w:before="0" w:after="0" w:line="240" w:lineRule="auto"/>
       </w:pPr>
       <w:rPr>
-        <w:rFonts w:asciiTheme="majorHAnsi" w:eastAsiaTheme="majorEastAsia" w:hAnsiTheme="majorHAnsi" w:cstheme="majorBidi"/>
+        <w:rFonts/>
         <w:b/>
         <w:bCs/>
       </w:rPr>
@@ -3253,7 +3083,7 @@
         <w:spacing w:before="0" w:after="0" w:line="240" w:lineRule="auto"/>
       </w:pPr>
       <w:rPr>
-        <w:rFonts w:asciiTheme="majorHAnsi" w:eastAsiaTheme="majorEastAsia" w:hAnsiTheme="majorHAnsi" w:cstheme="majorBidi"/>
+        <w:rFonts/>
         <w:b/>
         <w:bCs/>
       </w:rPr>
@@ -3271,14 +3101,14 @@
     </w:tblStylePr>
     <w:tblStylePr w:type="firstCol">
       <w:rPr>
-        <w:rFonts w:asciiTheme="majorHAnsi" w:eastAsiaTheme="majorEastAsia" w:hAnsiTheme="majorHAnsi" w:cstheme="majorBidi"/>
+        <w:rFonts/>
         <w:b/>
         <w:bCs/>
       </w:rPr>
     </w:tblStylePr>
     <w:tblStylePr w:type="lastCol">
       <w:rPr>
-        <w:rFonts w:asciiTheme="majorHAnsi" w:eastAsiaTheme="majorEastAsia" w:hAnsiTheme="majorHAnsi" w:cstheme="majorBidi"/>
+        <w:rFonts/>
         <w:b/>
         <w:bCs/>
       </w:rPr>
@@ -3362,7 +3192,7 @@
         <w:spacing w:before="0" w:after="0" w:line="240" w:lineRule="auto"/>
       </w:pPr>
       <w:rPr>
-        <w:rFonts w:asciiTheme="majorHAnsi" w:eastAsiaTheme="majorEastAsia" w:hAnsiTheme="majorHAnsi" w:cstheme="majorBidi"/>
+        <w:rFonts/>
         <w:b/>
         <w:bCs/>
       </w:rPr>
@@ -3383,7 +3213,7 @@
         <w:spacing w:before="0" w:after="0" w:line="240" w:lineRule="auto"/>
       </w:pPr>
       <w:rPr>
-        <w:rFonts w:asciiTheme="majorHAnsi" w:eastAsiaTheme="majorEastAsia" w:hAnsiTheme="majorHAnsi" w:cstheme="majorBidi"/>
+        <w:rFonts/>
         <w:b/>
         <w:bCs/>
       </w:rPr>
@@ -3401,14 +3231,14 @@
     </w:tblStylePr>
     <w:tblStylePr w:type="firstCol">
       <w:rPr>
-        <w:rFonts w:asciiTheme="majorHAnsi" w:eastAsiaTheme="majorEastAsia" w:hAnsiTheme="majorHAnsi" w:cstheme="majorBidi"/>
+        <w:rFonts/>
         <w:b/>
         <w:bCs/>
       </w:rPr>
     </w:tblStylePr>
     <w:tblStylePr w:type="lastCol">
       <w:rPr>
-        <w:rFonts w:asciiTheme="majorHAnsi" w:eastAsiaTheme="majorEastAsia" w:hAnsiTheme="majorHAnsi" w:cstheme="majorBidi"/>
+        <w:rFonts/>
         <w:b/>
         <w:bCs/>
       </w:rPr>
@@ -3492,7 +3322,7 @@
         <w:spacing w:before="0" w:after="0" w:line="240" w:lineRule="auto"/>
       </w:pPr>
       <w:rPr>
-        <w:rFonts w:asciiTheme="majorHAnsi" w:eastAsiaTheme="majorEastAsia" w:hAnsiTheme="majorHAnsi" w:cstheme="majorBidi"/>
+        <w:rFonts/>
         <w:b/>
         <w:bCs/>
       </w:rPr>
@@ -3513,7 +3343,7 @@
         <w:spacing w:before="0" w:after="0" w:line="240" w:lineRule="auto"/>
       </w:pPr>
       <w:rPr>
-        <w:rFonts w:asciiTheme="majorHAnsi" w:eastAsiaTheme="majorEastAsia" w:hAnsiTheme="majorHAnsi" w:cstheme="majorBidi"/>
+        <w:rFonts/>
         <w:b/>
         <w:bCs/>
       </w:rPr>
@@ -3531,14 +3361,14 @@
     </w:tblStylePr>
     <w:tblStylePr w:type="firstCol">
       <w:rPr>
-        <w:rFonts w:asciiTheme="majorHAnsi" w:eastAsiaTheme="majorEastAsia" w:hAnsiTheme="majorHAnsi" w:cstheme="majorBidi"/>
+        <w:rFonts/>
         <w:b/>
         <w:bCs/>
       </w:rPr>
     </w:tblStylePr>
     <w:tblStylePr w:type="lastCol">
       <w:rPr>
-        <w:rFonts w:asciiTheme="majorHAnsi" w:eastAsiaTheme="majorEastAsia" w:hAnsiTheme="majorHAnsi" w:cstheme="majorBidi"/>
+        <w:rFonts/>
         <w:b/>
         <w:bCs/>
       </w:rPr>
@@ -3622,7 +3452,7 @@
         <w:spacing w:before="0" w:after="0" w:line="240" w:lineRule="auto"/>
       </w:pPr>
       <w:rPr>
-        <w:rFonts w:asciiTheme="majorHAnsi" w:eastAsiaTheme="majorEastAsia" w:hAnsiTheme="majorHAnsi" w:cstheme="majorBidi"/>
+        <w:rFonts/>
         <w:b/>
         <w:bCs/>
       </w:rPr>
@@ -3643,7 +3473,7 @@
         <w:spacing w:before="0" w:after="0" w:line="240" w:lineRule="auto"/>
       </w:pPr>
       <w:rPr>
-        <w:rFonts w:asciiTheme="majorHAnsi" w:eastAsiaTheme="majorEastAsia" w:hAnsiTheme="majorHAnsi" w:cstheme="majorBidi"/>
+        <w:rFonts/>
         <w:b/>
         <w:bCs/>
       </w:rPr>
@@ -3661,14 +3491,14 @@
     </w:tblStylePr>
     <w:tblStylePr w:type="firstCol">
       <w:rPr>
-        <w:rFonts w:asciiTheme="majorHAnsi" w:eastAsiaTheme="majorEastAsia" w:hAnsiTheme="majorHAnsi" w:cstheme="majorBidi"/>
+        <w:rFonts/>
         <w:b/>
         <w:bCs/>
       </w:rPr>
     </w:tblStylePr>
     <w:tblStylePr w:type="lastCol">
       <w:rPr>
-        <w:rFonts w:asciiTheme="majorHAnsi" w:eastAsiaTheme="majorEastAsia" w:hAnsiTheme="majorHAnsi" w:cstheme="majorBidi"/>
+        <w:rFonts/>
         <w:b/>
         <w:bCs/>
       </w:rPr>
@@ -3752,7 +3582,7 @@
         <w:spacing w:before="0" w:after="0" w:line="240" w:lineRule="auto"/>
       </w:pPr>
       <w:rPr>
-        <w:rFonts w:asciiTheme="majorHAnsi" w:eastAsiaTheme="majorEastAsia" w:hAnsiTheme="majorHAnsi" w:cstheme="majorBidi"/>
+        <w:rFonts/>
         <w:b/>
         <w:bCs/>
       </w:rPr>
@@ -3773,7 +3603,7 @@
         <w:spacing w:before="0" w:after="0" w:line="240" w:lineRule="auto"/>
       </w:pPr>
       <w:rPr>
-        <w:rFonts w:asciiTheme="majorHAnsi" w:eastAsiaTheme="majorEastAsia" w:hAnsiTheme="majorHAnsi" w:cstheme="majorBidi"/>
+        <w:rFonts/>
         <w:b/>
         <w:bCs/>
       </w:rPr>
@@ -3791,14 +3621,14 @@
     </w:tblStylePr>
     <w:tblStylePr w:type="firstCol">
       <w:rPr>
-        <w:rFonts w:asciiTheme="majorHAnsi" w:eastAsiaTheme="majorEastAsia" w:hAnsiTheme="majorHAnsi" w:cstheme="majorBidi"/>
+        <w:rFonts/>
         <w:b/>
         <w:bCs/>
       </w:rPr>
     </w:tblStylePr>
     <w:tblStylePr w:type="lastCol">
       <w:rPr>
-        <w:rFonts w:asciiTheme="majorHAnsi" w:eastAsiaTheme="majorEastAsia" w:hAnsiTheme="majorHAnsi" w:cstheme="majorBidi"/>
+        <w:rFonts/>
         <w:b/>
         <w:bCs/>
       </w:rPr>
@@ -3882,7 +3712,7 @@
         <w:spacing w:before="0" w:after="0" w:line="240" w:lineRule="auto"/>
       </w:pPr>
       <w:rPr>
-        <w:rFonts w:asciiTheme="majorHAnsi" w:eastAsiaTheme="majorEastAsia" w:hAnsiTheme="majorHAnsi" w:cstheme="majorBidi"/>
+        <w:rFonts/>
         <w:b/>
         <w:bCs/>
       </w:rPr>
@@ -3903,7 +3733,7 @@
         <w:spacing w:before="0" w:after="0" w:line="240" w:lineRule="auto"/>
       </w:pPr>
       <w:rPr>
-        <w:rFonts w:asciiTheme="majorHAnsi" w:eastAsiaTheme="majorEastAsia" w:hAnsiTheme="majorHAnsi" w:cstheme="majorBidi"/>
+        <w:rFonts/>
         <w:b/>
         <w:bCs/>
       </w:rPr>
@@ -3921,14 +3751,14 @@
     </w:tblStylePr>
     <w:tblStylePr w:type="firstCol">
       <w:rPr>
-        <w:rFonts w:asciiTheme="majorHAnsi" w:eastAsiaTheme="majorEastAsia" w:hAnsiTheme="majorHAnsi" w:cstheme="majorBidi"/>
+        <w:rFonts/>
         <w:b/>
         <w:bCs/>
       </w:rPr>
     </w:tblStylePr>
     <w:tblStylePr w:type="lastCol">
       <w:rPr>
-        <w:rFonts w:asciiTheme="majorHAnsi" w:eastAsiaTheme="majorEastAsia" w:hAnsiTheme="majorHAnsi" w:cstheme="majorBidi"/>
+        <w:rFonts/>
         <w:b/>
         <w:bCs/>
       </w:rPr>
@@ -4012,7 +3842,7 @@
         <w:spacing w:before="0" w:after="0" w:line="240" w:lineRule="auto"/>
       </w:pPr>
       <w:rPr>
-        <w:rFonts w:asciiTheme="majorHAnsi" w:eastAsiaTheme="majorEastAsia" w:hAnsiTheme="majorHAnsi" w:cstheme="majorBidi"/>
+        <w:rFonts/>
         <w:b/>
         <w:bCs/>
       </w:rPr>
@@ -4033,7 +3863,7 @@
         <w:spacing w:before="0" w:after="0" w:line="240" w:lineRule="auto"/>
       </w:pPr>
       <w:rPr>
-        <w:rFonts w:asciiTheme="majorHAnsi" w:eastAsiaTheme="majorEastAsia" w:hAnsiTheme="majorHAnsi" w:cstheme="majorBidi"/>
+        <w:rFonts/>
         <w:b/>
         <w:bCs/>
       </w:rPr>
@@ -4051,14 +3881,14 @@
     </w:tblStylePr>
     <w:tblStylePr w:type="firstCol">
       <w:rPr>
-        <w:rFonts w:asciiTheme="majorHAnsi" w:eastAsiaTheme="majorEastAsia" w:hAnsiTheme="majorHAnsi" w:cstheme="majorBidi"/>
+        <w:rFonts/>
         <w:b/>
         <w:bCs/>
       </w:rPr>
     </w:tblStylePr>
     <w:tblStylePr w:type="lastCol">
       <w:rPr>
-        <w:rFonts w:asciiTheme="majorHAnsi" w:eastAsiaTheme="majorEastAsia" w:hAnsiTheme="majorHAnsi" w:cstheme="majorBidi"/>
+        <w:rFonts/>
         <w:b/>
         <w:bCs/>
       </w:rPr>
@@ -5923,7 +5753,7 @@
     </w:tblPr>
     <w:tblStylePr w:type="firstRow">
       <w:rPr>
-        <w:rFonts w:asciiTheme="majorHAnsi" w:eastAsiaTheme="majorEastAsia" w:hAnsiTheme="majorHAnsi" w:cstheme="majorBidi"/>
+        <w:rFonts/>
       </w:rPr>
       <w:tblPr/>
       <w:tcPr>
@@ -6007,7 +5837,7 @@
     </w:tblPr>
     <w:tblStylePr w:type="firstRow">
       <w:rPr>
-        <w:rFonts w:asciiTheme="majorHAnsi" w:eastAsiaTheme="majorEastAsia" w:hAnsiTheme="majorHAnsi" w:cstheme="majorBidi"/>
+        <w:rFonts/>
       </w:rPr>
       <w:tblPr/>
       <w:tcPr>
@@ -6091,7 +5921,7 @@
     </w:tblPr>
     <w:tblStylePr w:type="firstRow">
       <w:rPr>
-        <w:rFonts w:asciiTheme="majorHAnsi" w:eastAsiaTheme="majorEastAsia" w:hAnsiTheme="majorHAnsi" w:cstheme="majorBidi"/>
+        <w:rFonts/>
       </w:rPr>
       <w:tblPr/>
       <w:tcPr>
@@ -6175,7 +6005,7 @@
     </w:tblPr>
     <w:tblStylePr w:type="firstRow">
       <w:rPr>
-        <w:rFonts w:asciiTheme="majorHAnsi" w:eastAsiaTheme="majorEastAsia" w:hAnsiTheme="majorHAnsi" w:cstheme="majorBidi"/>
+        <w:rFonts/>
       </w:rPr>
       <w:tblPr/>
       <w:tcPr>
@@ -6259,7 +6089,7 @@
     </w:tblPr>
     <w:tblStylePr w:type="firstRow">
       <w:rPr>
-        <w:rFonts w:asciiTheme="majorHAnsi" w:eastAsiaTheme="majorEastAsia" w:hAnsiTheme="majorHAnsi" w:cstheme="majorBidi"/>
+        <w:rFonts/>
       </w:rPr>
       <w:tblPr/>
       <w:tcPr>
@@ -6343,7 +6173,7 @@
     </w:tblPr>
     <w:tblStylePr w:type="firstRow">
       <w:rPr>
-        <w:rFonts w:asciiTheme="majorHAnsi" w:eastAsiaTheme="majorEastAsia" w:hAnsiTheme="majorHAnsi" w:cstheme="majorBidi"/>
+        <w:rFonts/>
       </w:rPr>
       <w:tblPr/>
       <w:tcPr>
@@ -6427,7 +6257,7 @@
     </w:tblPr>
     <w:tblStylePr w:type="firstRow">
       <w:rPr>
-        <w:rFonts w:asciiTheme="majorHAnsi" w:eastAsiaTheme="majorEastAsia" w:hAnsiTheme="majorHAnsi" w:cstheme="majorBidi"/>
+        <w:rFonts/>
       </w:rPr>
       <w:tblPr/>
       <w:tcPr>
@@ -6492,7 +6322,7 @@
       <w:spacing w:after="0" w:line="240" w:lineRule="auto"/>
     </w:pPr>
     <w:rPr>
-      <w:rFonts w:asciiTheme="majorHAnsi" w:eastAsiaTheme="majorEastAsia" w:hAnsiTheme="majorHAnsi" w:cstheme="majorBidi"/>
+      <w:rFonts/>
       <w:color w:val="000000" w:themeColor="text1"/>
     </w:rPr>
     <w:tblPr>
@@ -6620,7 +6450,7 @@
       <w:spacing w:after="0" w:line="240" w:lineRule="auto"/>
     </w:pPr>
     <w:rPr>
-      <w:rFonts w:asciiTheme="majorHAnsi" w:eastAsiaTheme="majorEastAsia" w:hAnsiTheme="majorHAnsi" w:cstheme="majorBidi"/>
+      <w:rFonts/>
       <w:color w:val="000000" w:themeColor="text1"/>
     </w:rPr>
     <w:tblPr>
@@ -6748,7 +6578,7 @@
       <w:spacing w:after="0" w:line="240" w:lineRule="auto"/>
     </w:pPr>
     <w:rPr>
-      <w:rFonts w:asciiTheme="majorHAnsi" w:eastAsiaTheme="majorEastAsia" w:hAnsiTheme="majorHAnsi" w:cstheme="majorBidi"/>
+      <w:rFonts/>
       <w:color w:val="000000" w:themeColor="text1"/>
     </w:rPr>
     <w:tblPr>
@@ -6876,7 +6706,7 @@
       <w:spacing w:after="0" w:line="240" w:lineRule="auto"/>
     </w:pPr>
     <w:rPr>
-      <w:rFonts w:asciiTheme="majorHAnsi" w:eastAsiaTheme="majorEastAsia" w:hAnsiTheme="majorHAnsi" w:cstheme="majorBidi"/>
+      <w:rFonts/>
       <w:color w:val="000000" w:themeColor="text1"/>
     </w:rPr>
     <w:tblPr>
@@ -7004,7 +6834,7 @@
       <w:spacing w:after="0" w:line="240" w:lineRule="auto"/>
     </w:pPr>
     <w:rPr>
-      <w:rFonts w:asciiTheme="majorHAnsi" w:eastAsiaTheme="majorEastAsia" w:hAnsiTheme="majorHAnsi" w:cstheme="majorBidi"/>
+      <w:rFonts/>
       <w:color w:val="000000" w:themeColor="text1"/>
     </w:rPr>
     <w:tblPr>
@@ -7132,7 +6962,7 @@
       <w:spacing w:after="0" w:line="240" w:lineRule="auto"/>
     </w:pPr>
     <w:rPr>
-      <w:rFonts w:asciiTheme="majorHAnsi" w:eastAsiaTheme="majorEastAsia" w:hAnsiTheme="majorHAnsi" w:cstheme="majorBidi"/>
+      <w:rFonts/>
       <w:color w:val="000000" w:themeColor="text1"/>
     </w:rPr>
     <w:tblPr>
@@ -7260,7 +7090,7 @@
       <w:spacing w:after="0" w:line="240" w:lineRule="auto"/>
     </w:pPr>
     <w:rPr>
-      <w:rFonts w:asciiTheme="majorHAnsi" w:eastAsiaTheme="majorEastAsia" w:hAnsiTheme="majorHAnsi" w:cstheme="majorBidi"/>
+      <w:rFonts/>
       <w:color w:val="000000" w:themeColor="text1"/>
     </w:rPr>
     <w:tblPr>
@@ -7899,7 +7729,7 @@
       <w:spacing w:after="0" w:line="240" w:lineRule="auto"/>
     </w:pPr>
     <w:rPr>
-      <w:rFonts w:asciiTheme="majorHAnsi" w:eastAsiaTheme="majorEastAsia" w:hAnsiTheme="majorHAnsi" w:cstheme="majorBidi"/>
+      <w:rFonts/>
       <w:color w:val="000000" w:themeColor="text1"/>
     </w:rPr>
     <w:tblPr>
@@ -8024,7 +7854,7 @@
       <w:spacing w:after="0" w:line="240" w:lineRule="auto"/>
     </w:pPr>
     <w:rPr>
-      <w:rFonts w:asciiTheme="majorHAnsi" w:eastAsiaTheme="majorEastAsia" w:hAnsiTheme="majorHAnsi" w:cstheme="majorBidi"/>
+      <w:rFonts/>
       <w:color w:val="000000" w:themeColor="text1"/>
     </w:rPr>
     <w:tblPr>
@@ -8149,7 +7979,7 @@
       <w:spacing w:after="0" w:line="240" w:lineRule="auto"/>
     </w:pPr>
     <w:rPr>
-      <w:rFonts w:asciiTheme="majorHAnsi" w:eastAsiaTheme="majorEastAsia" w:hAnsiTheme="majorHAnsi" w:cstheme="majorBidi"/>
+      <w:rFonts/>
       <w:color w:val="000000" w:themeColor="text1"/>
     </w:rPr>
     <w:tblPr>
@@ -8274,7 +8104,7 @@
       <w:spacing w:after="0" w:line="240" w:lineRule="auto"/>
     </w:pPr>
     <w:rPr>
-      <w:rFonts w:asciiTheme="majorHAnsi" w:eastAsiaTheme="majorEastAsia" w:hAnsiTheme="majorHAnsi" w:cstheme="majorBidi"/>
+      <w:rFonts/>
       <w:color w:val="000000" w:themeColor="text1"/>
     </w:rPr>
     <w:tblPr>
@@ -8399,7 +8229,7 @@
       <w:spacing w:after="0" w:line="240" w:lineRule="auto"/>
     </w:pPr>
     <w:rPr>
-      <w:rFonts w:asciiTheme="majorHAnsi" w:eastAsiaTheme="majorEastAsia" w:hAnsiTheme="majorHAnsi" w:cstheme="majorBidi"/>
+      <w:rFonts/>
       <w:color w:val="000000" w:themeColor="text1"/>
     </w:rPr>
     <w:tblPr>
@@ -8524,7 +8354,7 @@
       <w:spacing w:after="0" w:line="240" w:lineRule="auto"/>
     </w:pPr>
     <w:rPr>
-      <w:rFonts w:asciiTheme="majorHAnsi" w:eastAsiaTheme="majorEastAsia" w:hAnsiTheme="majorHAnsi" w:cstheme="majorBidi"/>
+      <w:rFonts/>
       <w:color w:val="000000" w:themeColor="text1"/>
     </w:rPr>
     <w:tblPr>
@@ -8649,7 +8479,7 @@
       <w:spacing w:after="0" w:line="240" w:lineRule="auto"/>
     </w:pPr>
     <w:rPr>
-      <w:rFonts w:asciiTheme="majorHAnsi" w:eastAsiaTheme="majorEastAsia" w:hAnsiTheme="majorHAnsi" w:cstheme="majorBidi"/>
+      <w:rFonts/>
       <w:color w:val="000000" w:themeColor="text1"/>
     </w:rPr>
     <w:tblPr>
